--- a/docs/Bachelor docs/ELAR/BiblOp_Tokar_DY.docx
+++ b/docs/Bachelor docs/ELAR/BiblOp_Tokar_DY.docx
@@ -55,49 +55,27 @@
         <w:rPr>
           <w:lang w:val="uk-UA"/>
         </w:rPr>
-        <w:t>університетт радіоелектроніки, 2026. – 103</w:t>
-      </w:r>
+        <w:t>університе</w:t>
+      </w:r>
+      <w:r>
+        <w:rPr>
+          <w:lang w:val="uk-UA"/>
+        </w:rPr>
+        <w:t>тт радіоелектроніки, 2026. – 10</w:t>
+      </w:r>
+      <w:r>
+        <w:rPr>
+          <w:lang w:val="uk-UA"/>
+        </w:rPr>
+        <w:t>8</w:t>
+      </w:r>
+      <w:bookmarkStart w:id="0" w:name="_GoBack"/>
+      <w:bookmarkEnd w:id="0"/>
       <w:r>
         <w:rPr>
           <w:lang w:val="uk-UA"/>
         </w:rPr>
         <w:t xml:space="preserve"> с.</w:t>
-      </w:r>
-    </w:p>
-    <w:p>
-      <w:pPr>
-        <w:ind w:firstLine="0"/>
-        <w:rPr>
-          <w:lang w:val="uk-UA"/>
-        </w:rPr>
-      </w:pPr>
-    </w:p>
-    <w:p>
-      <w:pPr>
-        <w:ind w:firstLine="0"/>
-        <w:rPr>
-          <w:lang w:val="uk-UA"/>
-        </w:rPr>
-      </w:pPr>
-      <w:r>
-        <w:t>Tokar D. Yu. Software system for contactless food ordering in a restaurant usin</w:t>
-      </w:r>
-      <w:r>
-        <w:t>g QR technologies</w:t>
-      </w:r>
-      <w:r>
-        <w:t>: bachelor's qualification work in the specialty «121 Software Engineering» / Denys Yuriyovych</w:t>
-      </w:r>
-      <w:r>
-        <w:t xml:space="preserve"> Tokar</w:t>
-      </w:r>
-      <w:bookmarkStart w:id="0" w:name="_GoBack"/>
-      <w:bookmarkEnd w:id="0"/>
-      <w:r>
-        <w:t>; supervisor Anastasiia Serhiivna Chupryna. – Kharkiv: Kharkiv National University of Radio Electronics, 2026. – 103</w:t>
-      </w:r>
-      <w:r>
-        <w:t xml:space="preserve"> p.</w:t>
       </w:r>
     </w:p>
     <w:sectPr>
